--- a/pr-preview/pr-179/chapters/inclusive-writing.docx
+++ b/pr-preview/pr-179/chapters/inclusive-writing.docx
@@ -15,7 +15,7 @@
         <w:pStyle w:val="Date"/>
       </w:pPr>
       <w:r>
-        <w:t xml:space="preserve">Last modified: 2026-10-13 14:24:09 (PDT)</w:t>
+        <w:t xml:space="preserve">Last modified: 2026-10-16 10:25:49 (PDT)</w:t>
       </w:r>
     </w:p>
     <w:tbl>
@@ -774,6 +774,58 @@
                     <w:jc w:val="center"/>
                   </w:pPr>
                   <w:r>
+                    <w:t xml:space="preserve">this assumption costs nothing</w:t>
+                  </w:r>
+                </w:p>
+              </w:tc>
+              <w:tc>
+                <w:tcPr/>
+                <w:p>
+                  <w:pPr>
+                    <w:pStyle w:val="Compact"/>
+                    <w:jc w:val="center"/>
+                  </w:pPr>
+                  <w:r>
+                    <w:t xml:space="preserve">this assumption loses no generality</w:t>
+                  </w:r>
+                </w:p>
+              </w:tc>
+            </w:tr>
+            <w:tr>
+              <w:tc>
+                <w:tcPr/>
+                <w:p>
+                  <w:pPr>
+                    <w:pStyle w:val="Compact"/>
+                    <w:jc w:val="center"/>
+                  </w:pPr>
+                  <w:r>
+                    <w:t xml:space="preserve">a mean of zero buys one identity</w:t>
+                  </w:r>
+                </w:p>
+              </w:tc>
+              <w:tc>
+                <w:tcPr/>
+                <w:p>
+                  <w:pPr>
+                    <w:pStyle w:val="Compact"/>
+                    <w:jc w:val="center"/>
+                  </w:pPr>
+                  <w:r>
+                    <w:t xml:space="preserve">a mean of zero implies one identity</w:t>
+                  </w:r>
+                </w:p>
+              </w:tc>
+            </w:tr>
+            <w:tr>
+              <w:tc>
+                <w:tcPr/>
+                <w:p>
+                  <w:pPr>
+                    <w:pStyle w:val="Compact"/>
+                    <w:jc w:val="center"/>
+                  </w:pPr>
+                  <w:r>
                     <w:t xml:space="preserve">a ton of data</w:t>
                   </w:r>
                 </w:p>
@@ -1518,13 +1570,13 @@
       </w:r>
     </w:p>
     <w:bookmarkEnd w:id="18"/>
-    <w:bookmarkStart w:id="19" w:name="write-positive-statements"/>
+    <w:bookmarkStart w:id="19" w:name="introduce-shorthand-before-using-it"/>
     <w:p>
       <w:pPr>
         <w:pStyle w:val="Heading2"/>
       </w:pPr>
       <w:r>
-        <w:t xml:space="preserve">5 Write positive statements</w:t>
+        <w:t xml:space="preserve">5 Introduce shorthand before using it</w:t>
       </w:r>
     </w:p>
     <w:p>
@@ -1532,6 +1584,186 @@
         <w:pStyle w:val="FirstParagraph"/>
       </w:pPr>
       <w:r>
+        <w:t xml:space="preserve">Introduce every shorthand before its first use.</w:t>
+      </w:r>
+      <w:r>
+        <w:t xml:space="preserve"> </w:t>
+      </w:r>
+      <w:r>
+        <w:t xml:space="preserve">This covers abbreviations and also shortened phrases,</w:t>
+      </w:r>
+      <w:r>
+        <w:t xml:space="preserve"> </w:t>
+      </w:r>
+      <w:r>
+        <w:t xml:space="preserve">such as</w:t>
+      </w:r>
+      <w:r>
+        <w:t xml:space="preserve"> </w:t>
+      </w:r>
+      <w:r>
+        <w:t xml:space="preserve">“objective”</w:t>
+      </w:r>
+      <w:r>
+        <w:t xml:space="preserve"> </w:t>
+      </w:r>
+      <w:r>
+        <w:t xml:space="preserve">for</w:t>
+      </w:r>
+      <w:r>
+        <w:t xml:space="preserve"> </w:t>
+      </w:r>
+      <w:r>
+        <w:t xml:space="preserve">“objective function”</w:t>
+      </w:r>
+      <w:r>
+        <w:t xml:space="preserve">.</w:t>
+      </w:r>
+      <w:r>
+        <w:t xml:space="preserve"> </w:t>
+      </w:r>
+      <w:r>
+        <w:t xml:space="preserve">Give the full term first and mark the short form,</w:t>
+      </w:r>
+      <w:r>
+        <w:t xml:space="preserve"> </w:t>
+      </w:r>
+      <w:r>
+        <w:t xml:space="preserve">for example</w:t>
+      </w:r>
+      <w:r>
+        <w:t xml:space="preserve"> </w:t>
+      </w:r>
+      <w:r>
+        <w:t xml:space="preserve">“an</w:t>
+      </w:r>
+      <w:r>
+        <w:t xml:space="preserve"> </w:t>
+      </w:r>
+      <w:r>
+        <w:rPr>
+          <w:i/>
+          <w:iCs/>
+        </w:rPr>
+        <w:t xml:space="preserve">objective function</w:t>
+      </w:r>
+      <w:r>
+        <w:t xml:space="preserve">, or</w:t>
+      </w:r>
+      <w:r>
+        <w:t xml:space="preserve"> </w:t>
+      </w:r>
+      <w:r>
+        <w:rPr>
+          <w:i/>
+          <w:iCs/>
+        </w:rPr>
+        <w:t xml:space="preserve">objective</w:t>
+      </w:r>
+      <w:r>
+        <w:t xml:space="preserve"> </w:t>
+      </w:r>
+      <w:r>
+        <w:t xml:space="preserve">for short”</w:t>
+      </w:r>
+      <w:r>
+        <w:t xml:space="preserve">.</w:t>
+      </w:r>
+      <w:r>
+        <w:t xml:space="preserve"> </w:t>
+      </w:r>
+      <w:r>
+        <w:t xml:space="preserve">Then use the short form consistently.</w:t>
+      </w:r>
+    </w:p>
+    <w:p>
+      <w:pPr>
+        <w:pStyle w:val="BlockText"/>
+      </w:pPr>
+      <w:r>
+        <w:t xml:space="preserve">❌ The objective as a function of the parameters is a paraboloid.</w:t>
+      </w:r>
+      <w:r>
+        <w:t xml:space="preserve"> </w:t>
+      </w:r>
+      <w:r>
+        <w:t xml:space="preserve">An</w:t>
+      </w:r>
+      <w:r>
+        <w:t xml:space="preserve"> </w:t>
+      </w:r>
+      <w:r>
+        <w:rPr>
+          <w:i/>
+          <w:iCs/>
+        </w:rPr>
+        <w:t xml:space="preserve">objective function</w:t>
+      </w:r>
+      <w:r>
+        <w:t xml:space="preserve"> </w:t>
+      </w:r>
+      <w:r>
+        <w:t xml:space="preserve">is the quantity we minimize.</w:t>
+      </w:r>
+    </w:p>
+    <w:p>
+      <w:pPr>
+        <w:pStyle w:val="BlockText"/>
+      </w:pPr>
+      <w:r>
+        <w:t xml:space="preserve">✅ An</w:t>
+      </w:r>
+      <w:r>
+        <w:t xml:space="preserve"> </w:t>
+      </w:r>
+      <w:r>
+        <w:rPr>
+          <w:i/>
+          <w:iCs/>
+        </w:rPr>
+        <w:t xml:space="preserve">objective function</w:t>
+      </w:r>
+      <w:r>
+        <w:t xml:space="preserve">, or</w:t>
+      </w:r>
+      <w:r>
+        <w:t xml:space="preserve"> </w:t>
+      </w:r>
+      <w:r>
+        <w:rPr>
+          <w:i/>
+          <w:iCs/>
+        </w:rPr>
+        <w:t xml:space="preserve">objective</w:t>
+      </w:r>
+      <w:r>
+        <w:t xml:space="preserve"> </w:t>
+      </w:r>
+      <w:r>
+        <w:t xml:space="preserve">for short, is the quantity we minimize.</w:t>
+      </w:r>
+      <w:r>
+        <w:t xml:space="preserve"> </w:t>
+      </w:r>
+      <w:r>
+        <w:t xml:space="preserve">The objective as a function of the parameters is a paraboloid.</w:t>
+      </w:r>
+    </w:p>
+    <w:bookmarkEnd w:id="19"/>
+    <w:bookmarkStart w:id="20" w:name="write-positive-statements"/>
+    <w:p>
+      <w:pPr>
+        <w:pStyle w:val="Heading2"/>
+      </w:pPr>
+      <w:r>
+        <w:t xml:space="preserve">6 Write positive statements</w:t>
+      </w:r>
+    </w:p>
+    <w:p>
+      <w:pPr>
+        <w:pStyle w:val="FirstParagraph"/>
+      </w:pPr>
+      <w:r>
         <w:t xml:space="preserve">State what is true, not what is not false.</w:t>
       </w:r>
       <w:r>
@@ -1617,14 +1849,14 @@
         <w:t xml:space="preserve">✅ We reject the null hypothesis when the p-value is 0.05 or less.</w:t>
       </w:r>
     </w:p>
-    <w:bookmarkEnd w:id="19"/>
-    <w:bookmarkStart w:id="20" w:name="rewrite-noun-strings-and-hidden-verbs"/>
+    <w:bookmarkEnd w:id="20"/>
+    <w:bookmarkStart w:id="21" w:name="rewrite-noun-strings-and-hidden-verbs"/>
     <w:p>
       <w:pPr>
         <w:pStyle w:val="Heading2"/>
       </w:pPr>
       <w:r>
-        <w:t xml:space="preserve">6 Rewrite noun strings and hidden verbs</w:t>
+        <w:t xml:space="preserve">7 Rewrite noun strings and hidden verbs</w:t>
       </w:r>
     </w:p>
     <w:p>
@@ -1809,14 +2041,14 @@
         <w:t xml:space="preserve">✅ We evaluated how accurately the model predicts.</w:t>
       </w:r>
     </w:p>
-    <w:bookmarkEnd w:id="20"/>
-    <w:bookmarkStart w:id="23" w:name="put-one-idea-in-each-sentence"/>
+    <w:bookmarkEnd w:id="21"/>
+    <w:bookmarkStart w:id="24" w:name="put-one-idea-in-each-sentence"/>
     <w:p>
       <w:pPr>
         <w:pStyle w:val="Heading2"/>
       </w:pPr>
       <w:r>
-        <w:t xml:space="preserve">7 Put one idea in each sentence</w:t>
+        <w:t xml:space="preserve">8 Put one idea in each sentence</w:t>
       </w:r>
     </w:p>
     <w:p>
@@ -1995,7 +2227,7 @@
       <w:pPr>
         <w:pStyle w:val="FirstParagraph"/>
       </w:pPr>
-      <w:hyperlink r:id="rId21">
+      <w:hyperlink r:id="rId22">
         <w:r>
           <w:rPr>
             <w:rStyle w:val="Hyperlink"/>
@@ -2012,7 +2244,7 @@
       <w:r>
         <w:t xml:space="preserve"> </w:t>
       </w:r>
-      <w:hyperlink r:id="rId22">
+      <w:hyperlink r:id="rId23">
         <w:r>
           <w:rPr>
             <w:rStyle w:val="Hyperlink"/>
@@ -2027,14 +2259,14 @@
         <w:t xml:space="preserve">give more examples.</w:t>
       </w:r>
     </w:p>
-    <w:bookmarkEnd w:id="23"/>
-    <w:bookmarkStart w:id="25" w:name="state-every-step-and-every-point"/>
+    <w:bookmarkEnd w:id="24"/>
+    <w:bookmarkStart w:id="26" w:name="state-every-step-and-every-point"/>
     <w:p>
       <w:pPr>
         <w:pStyle w:val="Heading2"/>
       </w:pPr>
       <w:r>
-        <w:t xml:space="preserve">8 State every step and every point</w:t>
+        <w:t xml:space="preserve">9 State every step and every point</w:t>
       </w:r>
     </w:p>
     <w:p>
@@ -2170,7 +2402,7 @@
       <w:r>
         <w:t xml:space="preserve"> </w:t>
       </w:r>
-      <w:hyperlink r:id="rId24">
+      <w:hyperlink r:id="rId25">
         <w:r>
           <w:rPr>
             <w:rStyle w:val="Hyperlink"/>
@@ -2185,14 +2417,14 @@
         <w:t xml:space="preserve">explains what to write instead.</w:t>
       </w:r>
     </w:p>
-    <w:bookmarkEnd w:id="25"/>
-    <w:bookmarkStart w:id="27" w:name="say-what-numbers-and-symbols-mean"/>
+    <w:bookmarkEnd w:id="26"/>
+    <w:bookmarkStart w:id="28" w:name="say-what-numbers-and-symbols-mean"/>
     <w:p>
       <w:pPr>
         <w:pStyle w:val="Heading2"/>
       </w:pPr>
       <w:r>
-        <w:t xml:space="preserve">9 Say what numbers and symbols mean</w:t>
+        <w:t xml:space="preserve">10 Say what numbers and symbols mean</w:t>
       </w:r>
     </w:p>
     <w:p>
@@ -2669,7 +2901,7 @@
       <w:r>
         <w:t xml:space="preserve"> </w:t>
       </w:r>
-      <w:hyperlink r:id="rId26">
+      <w:hyperlink r:id="rId27">
         <w:r>
           <w:rPr>
             <w:rStyle w:val="Hyperlink"/>
@@ -2684,14 +2916,14 @@
         <w:t xml:space="preserve">chapter has more rules for notation.</w:t>
       </w:r>
     </w:p>
-    <w:bookmarkEnd w:id="27"/>
-    <w:bookmarkStart w:id="28" w:name="use-examples-that-every-reader-knows"/>
+    <w:bookmarkEnd w:id="28"/>
+    <w:bookmarkStart w:id="29" w:name="use-examples-that-every-reader-knows"/>
     <w:p>
       <w:pPr>
         <w:pStyle w:val="Heading2"/>
       </w:pPr>
       <w:r>
-        <w:t xml:space="preserve">10 Use examples that every reader knows</w:t>
+        <w:t xml:space="preserve">11 Use examples that every reader knows</w:t>
       </w:r>
     </w:p>
     <w:p>
@@ -2838,14 +3070,14 @@
         <w:t xml:space="preserve">✅ Each student submits their code by Friday.</w:t>
       </w:r>
     </w:p>
-    <w:bookmarkEnd w:id="28"/>
-    <w:bookmarkStart w:id="31" w:name="keep-a-predictable-structure"/>
+    <w:bookmarkEnd w:id="29"/>
+    <w:bookmarkStart w:id="32" w:name="keep-a-predictable-structure"/>
     <w:p>
       <w:pPr>
         <w:pStyle w:val="Heading2"/>
       </w:pPr>
       <w:r>
-        <w:t xml:space="preserve">11 Keep a predictable structure</w:t>
+        <w:t xml:space="preserve">12 Keep a predictable structure</w:t>
       </w:r>
     </w:p>
     <w:p>
@@ -3032,7 +3264,7 @@
       <w:pPr>
         <w:pStyle w:val="FirstParagraph"/>
       </w:pPr>
-      <w:hyperlink r:id="rId29">
+      <w:hyperlink r:id="rId30">
         <w:r>
           <w:rPr>
             <w:rStyle w:val="Hyperlink"/>
@@ -3049,7 +3281,7 @@
       <w:r>
         <w:t xml:space="preserve"> </w:t>
       </w:r>
-      <w:hyperlink r:id="rId30">
+      <w:hyperlink r:id="rId31">
         <w:r>
           <w:rPr>
             <w:rStyle w:val="Hyperlink"/>
@@ -3070,14 +3302,14 @@
         <w:t xml:space="preserve">cover lists and headings in more detail.</w:t>
       </w:r>
     </w:p>
-    <w:bookmarkEnd w:id="31"/>
-    <w:bookmarkStart w:id="32" w:name="present-ideas-in-more-than-one-form"/>
+    <w:bookmarkEnd w:id="32"/>
+    <w:bookmarkStart w:id="33" w:name="present-ideas-in-more-than-one-form"/>
     <w:p>
       <w:pPr>
         <w:pStyle w:val="Heading2"/>
       </w:pPr>
       <w:r>
-        <w:t xml:space="preserve">12 Present ideas in more than one form</w:t>
+        <w:t xml:space="preserve">13 Present ideas in more than one form</w:t>
       </w:r>
     </w:p>
     <w:p>
@@ -3218,14 +3450,14 @@
         <w:t xml:space="preserve">so that a reader who cannot see it gets the same information.</w:t>
       </w:r>
     </w:p>
-    <w:bookmarkEnd w:id="32"/>
-    <w:bookmarkStart w:id="46" w:name="test-your-writing-with-a-reader"/>
+    <w:bookmarkEnd w:id="33"/>
+    <w:bookmarkStart w:id="47" w:name="test-your-writing-with-a-reader"/>
     <w:p>
       <w:pPr>
         <w:pStyle w:val="Heading2"/>
       </w:pPr>
       <w:r>
-        <w:t xml:space="preserve">13 Test your writing with a reader</w:t>
+        <w:t xml:space="preserve">14 Test your writing with a reader</w:t>
       </w:r>
     </w:p>
     <w:p>
@@ -3331,8 +3563,8 @@
         <w:t xml:space="preserve">rewrite that paragraph.</w:t>
       </w:r>
     </w:p>
-    <w:bookmarkStart w:id="45" w:name="refs"/>
-    <w:bookmarkStart w:id="34" w:name="ref-cdc_ccindex"/>
+    <w:bookmarkStart w:id="46" w:name="refs"/>
+    <w:bookmarkStart w:id="35" w:name="ref-cdc_ccindex"/>
     <w:p>
       <w:pPr>
         <w:pStyle w:val="Bibliography"/>
@@ -3370,7 +3602,7 @@
       <w:r>
         <w:t xml:space="preserve"> </w:t>
       </w:r>
-      <w:hyperlink r:id="rId33">
+      <w:hyperlink r:id="rId34">
         <w:r>
           <w:rPr>
             <w:rStyle w:val="Hyperlink"/>
@@ -3382,8 +3614,8 @@
         <w:t xml:space="preserve">.</w:t>
       </w:r>
     </w:p>
-    <w:bookmarkEnd w:id="34"/>
-    <w:bookmarkStart w:id="36" w:name="ref-cornell_udl"/>
+    <w:bookmarkEnd w:id="35"/>
+    <w:bookmarkStart w:id="37" w:name="ref-cornell_udl"/>
     <w:p>
       <w:pPr>
         <w:pStyle w:val="Bibliography"/>
@@ -3407,7 +3639,7 @@
       <w:r>
         <w:t xml:space="preserve"> </w:t>
       </w:r>
-      <w:hyperlink r:id="rId35">
+      <w:hyperlink r:id="rId36">
         <w:r>
           <w:rPr>
             <w:rStyle w:val="Hyperlink"/>
@@ -3419,8 +3651,8 @@
         <w:t xml:space="preserve">.</w:t>
       </w:r>
     </w:p>
-    <w:bookmarkEnd w:id="36"/>
-    <w:bookmarkStart w:id="38" w:name="ref-github_docs_style"/>
+    <w:bookmarkEnd w:id="37"/>
+    <w:bookmarkStart w:id="39" w:name="ref-github_docs_style"/>
     <w:p>
       <w:pPr>
         <w:pStyle w:val="Bibliography"/>
@@ -3444,7 +3676,7 @@
       <w:r>
         <w:t xml:space="preserve"> </w:t>
       </w:r>
-      <w:hyperlink r:id="rId37">
+      <w:hyperlink r:id="rId38">
         <w:r>
           <w:rPr>
             <w:rStyle w:val="Hyperlink"/>
@@ -3456,8 +3688,8 @@
         <w:t xml:space="preserve">.</w:t>
       </w:r>
     </w:p>
-    <w:bookmarkEnd w:id="38"/>
-    <w:bookmarkStart w:id="40" w:name="ref-github_docs_translation"/>
+    <w:bookmarkEnd w:id="39"/>
+    <w:bookmarkStart w:id="41" w:name="ref-github_docs_translation"/>
     <w:p>
       <w:pPr>
         <w:pStyle w:val="Bibliography"/>
@@ -3481,7 +3713,7 @@
       <w:r>
         <w:t xml:space="preserve"> </w:t>
       </w:r>
-      <w:hyperlink r:id="rId39">
+      <w:hyperlink r:id="rId40">
         <w:r>
           <w:rPr>
             <w:rStyle w:val="Hyperlink"/>
@@ -3493,8 +3725,8 @@
         <w:t xml:space="preserve">.</w:t>
       </w:r>
     </w:p>
-    <w:bookmarkEnd w:id="40"/>
-    <w:bookmarkStart w:id="42" w:name="ref-plainlanguage_gov"/>
+    <w:bookmarkEnd w:id="41"/>
+    <w:bookmarkStart w:id="43" w:name="ref-plainlanguage_gov"/>
     <w:p>
       <w:pPr>
         <w:pStyle w:val="Bibliography"/>
@@ -3518,7 +3750,7 @@
       <w:r>
         <w:t xml:space="preserve"> </w:t>
       </w:r>
-      <w:hyperlink r:id="rId41">
+      <w:hyperlink r:id="rId42">
         <w:r>
           <w:rPr>
             <w:rStyle w:val="Hyperlink"/>
@@ -3530,8 +3762,8 @@
         <w:t xml:space="preserve">.</w:t>
       </w:r>
     </w:p>
-    <w:bookmarkEnd w:id="42"/>
-    <w:bookmarkStart w:id="44" w:name="ref-w3c_coga"/>
+    <w:bookmarkEnd w:id="43"/>
+    <w:bookmarkStart w:id="45" w:name="ref-w3c_coga"/>
     <w:p>
       <w:pPr>
         <w:pStyle w:val="Bibliography"/>
@@ -3555,7 +3787,7 @@
       <w:r>
         <w:t xml:space="preserve"> </w:t>
       </w:r>
-      <w:hyperlink r:id="rId43">
+      <w:hyperlink r:id="rId44">
         <w:r>
           <w:rPr>
             <w:rStyle w:val="Hyperlink"/>
@@ -3567,9 +3799,9 @@
         <w:t xml:space="preserve">.</w:t>
       </w:r>
     </w:p>
-    <w:bookmarkEnd w:id="44"/>
     <w:bookmarkEnd w:id="45"/>
     <w:bookmarkEnd w:id="46"/>
+    <w:bookmarkEnd w:id="47"/>
     <w:sectPr>
       <w:footnotePr>
         <w:numRestart w:val="eachSect"/>
